--- a/svodka/Сводная_таблица_по_четырём_лотам.docx
+++ b/svodka/Сводная_таблица_по_четырём_лотам.docx
@@ -55,7 +55,7 @@
           <w:sz w:val="22"/>
           <w:szCs w:val="22"/>
         </w:rPr>
-        <w:t xml:space="preserve">Параметры, цены, рекомендации и диагноз по каждому объекту</w:t>
+        <w:t xml:space="preserve">Что за квартиры, сколько стоят, почему не продаются и что делать</w:t>
       </w:r>
     </w:p>
     <w:p>
@@ -1564,7 +1564,7 @@
                 <w:sz w:val="17"/>
                 <w:szCs w:val="17"/>
               </w:rPr>
-              <w:t xml:space="preserve">Полная от застройщика,
+              <w:t xml:space="preserve">От застройщика,
 без мебели</w:t>
             </w:r>
           </w:p>
@@ -1979,7 +1979,7 @@
                 <w:sz w:val="17"/>
                 <w:szCs w:val="17"/>
               </w:rPr>
-              <w:t xml:space="preserve">Отделка выполнена,
+              <w:t xml:space="preserve">Ремонт сделан,
 премиум</w:t>
             </w:r>
           </w:p>
@@ -2248,7 +2248,7 @@
           <w:sz w:val="15"/>
           <w:szCs w:val="15"/>
         </w:rPr>
-        <w:t xml:space="preserve">Дисконт и снижение считаются от текущей цены к границам рекомендованного коридора из соответствующей аналитики. Коридоры выведены разными способами: по «Кутузовскому XII» — от паритета с квартирой-близнецом в том же доме, по «Левел Академической» — от бюджета «под ключ» относительно готовых квартир локации, по HIGH LIFE — от эффективной цены застройщика с учётом беспроцентной рассрочки, по «Золотому» — от надбавки за отделку внутри собственного дома.</w:t>
+        <w:t xml:space="preserve">Дисконт и снижение считаются от нынешней цены до границ рекомендованного коридора. Коридоры получены по-разному: у «Кутузовского XII» — из сравнения с почти такой же квартирой в том же доме, у «Левел Академической» — из итоговой суммы «под ключ» рядом с готовыми квартирами района, у HIGH LIFE — из цены застройщика с учётом его рассрочки, у «Золотого» — из надбавки за ремонт внутри своего же дома.</w:t>
       </w:r>
     </w:p>
     <w:p>
@@ -2298,7 +2298,7 @@
           <w:sz w:val="19"/>
           <w:szCs w:val="19"/>
         </w:rPr>
-        <w:t xml:space="preserve">Снижение цены оправдано только в одном случае из четырёх. </w:t>
+        <w:t xml:space="preserve">Скидка нужна только одной квартире из четырёх. </w:t>
       </w:r>
       <w:r>
         <w:rPr>
@@ -2311,7 +2311,7 @@
           <w:sz w:val="19"/>
           <w:szCs w:val="19"/>
         </w:rPr>
-        <w:t xml:space="preserve">По «Кутузовскому XII» разрыв с собственным домом измерим и велик — 12,5–18,0 млн ₽ сверх того, что объясняется этажом. По остальным трём лотам цена либо в рынке, либо ниже него, и дисконт стоит последним в списке действий, а не первым.</w:t>
+        <w:t xml:space="preserve">У «Кутузовского XII» разрыв с собственным домом большой и понятный — 12–18 млн ₽ сверх того, что можно объяснить этажом. У остальных трёх цена нормальная или ниже нормы, и снижать её надо в последнюю очередь, а не в первую.</w:t>
       </w:r>
     </w:p>
     <w:p>
@@ -2343,7 +2343,7 @@
           <w:sz w:val="19"/>
           <w:szCs w:val="19"/>
         </w:rPr>
-        <w:t xml:space="preserve">Три лота из четырёх дешевле своей модели или медианы: HIGH LIFE — на 2,5 % ниже регрессии по дому, «Золотой» — на 2,9 % ниже медианы сопоставимых, «Левел Академическая» — в паритете с соседней квартирой с точностью 0,04 %. Проблема продажи в них лежит вне цены.</w:t>
+        <w:t xml:space="preserve">Три квартиры из четырёх стоят дешевле, чем должны: HIGH LIFE — на 2,5 % ниже расчёта по своему дому, «Золотой» — на 3 % ниже середины по похожим квартирам, «Левел Академическая» — ровно как соседка по дому. Значит, мешает не цена.</w:t>
       </w:r>
     </w:p>
     <w:p>
@@ -2375,7 +2375,7 @@
           <w:sz w:val="19"/>
           <w:szCs w:val="19"/>
         </w:rPr>
-        <w:t xml:space="preserve">Разброс цены метра — двадцатикратный, и это разные рынки, а не одна шкала. </w:t>
+        <w:t xml:space="preserve">Цены метра в таблице различаются в 4,5 раза. </w:t>
       </w:r>
       <w:r>
         <w:rPr>
@@ -2388,7 +2388,7 @@
           <w:sz w:val="19"/>
           <w:szCs w:val="19"/>
         </w:rPr>
-        <w:t xml:space="preserve">716 981 ₽/м² в Академическом районе и 3 200 000 ₽/м² на Софийской набережной сравнивать между собой бессмысленно: у каждого лота своя локация, свой класс и свой круг покупателей.</w:t>
+        <w:t xml:space="preserve">717 тыс. ₽ в Академическом районе и 3,2 млн ₽ на Софийской набережной — это разные рынки с разными покупателями. Колонку «цена за м²» надо читать по строкам, а не сравнивать строки между собой.</w:t>
       </w:r>
     </w:p>
     <w:p>
@@ -2431,7 +2431,7 @@
           <w:sz w:val="19"/>
           <w:szCs w:val="19"/>
         </w:rPr>
-        <w:t xml:space="preserve">Порядок строк тот же. Колонки отвечают на три вопроса: что представляет собой лот, почему он стоит в экспозиции и что с этим делать.</w:t>
+        <w:t xml:space="preserve">Порядок строк тот же. Три колонки отвечают на три вопроса: что за квартира, почему она до сих пор не продана и что с этим делать.</w:t>
       </w:r>
     </w:p>
     <w:tbl>
@@ -2528,7 +2528,7 @@
                 <w:sz w:val="16"/>
                 <w:szCs w:val="16"/>
               </w:rPr>
-              <w:t xml:space="preserve">Ключевые особенности</w:t>
+              <w:t xml:space="preserve">Что за квартира</w:t>
             </w:r>
           </w:p>
         </w:tc>
@@ -2680,7 +2680,7 @@
                 <w:sz w:val="17"/>
                 <w:szCs w:val="17"/>
               </w:rPr>
-              <w:t xml:space="preserve">Клубный дом, 12 лотов в экспозиции. Вторичный рынок. Надбавка за этаж измерена по дому: +2,1…3,1 % за этаж — в малоэтажных домах она в разы выше, чем в башнях.</w:t>
+              <w:t xml:space="preserve">Небольшой клубный дом, в продаже всего 12 квартир. Вторичка. Дом низкий, 11 этажей, и этаж здесь стоит дорого: каждый этаж вверх добавляет к цене 2–3 %.</w:t>
             </w:r>
           </w:p>
         </w:tc>
@@ -2717,7 +2717,7 @@
                 <w:sz w:val="17"/>
                 <w:szCs w:val="17"/>
               </w:rPr>
-              <w:t xml:space="preserve">Единственный из четырёх лотов, где причина действительно в цене. В том же корпусе продаётся квартира-близнец: 95,0 м², дизайнерский ремонт, 2-й этаж — 133,0 млн ₽. Подъём на четыре этажа оценён в 29,5 млн ₽, то есть в 22 % стоимости квартиры; рынком объясняется около половины, оставшиеся 12,5–18,0 млн ₽ обосновать нечем. Лот конкурирует сам с собой: в доме три трёшки около 95 м² с дизайнерским ремонтом — 162,5, 158,0 и 133,0 млн ₽, наш самый дорогой. Метр за 1 710 526 ₽ ушёл в чужой класс: это дороже Capital Towers (1 365 400 ₽) и «Дома Дау» (1 049 519 ₽) и вровень с элитным «Веспером Кутузовским» (1 723 998 ₽), при том что ни парка, ни фитнеса, ни детского сада у дома нет. За те же деньги Москва-Сити даёт больше: Capital Towers, 102,7 м² за 162,2 млн ₽.</w:t>
+              <w:t xml:space="preserve">Единственная из четырёх квартир, где дело действительно в цене. В том же доме продаётся почти такая же: те же 95 м², тот же дизайнерский ремонт, но 2-й этаж — и 133 млн ₽. Разница за четыре этажа получается 29,5 млн ₽, то есть пятая часть стоимости квартиры. Столько за этажи не платят: по-честному они стоят примерно вдвое меньше, а лишние 12–18 млн ₽ объяснить нечем. Квартира ещё и мешает сама себе: в доме одновременно продаются три такие же трёшки — за 162,5, 158 и 133 млн ₽. Наша самая дорогая, и покупатель начинает с двух других. По цене метра квартира ушла в чужую весовую категорию: 1,71 млн ₽ за метр — дороже, чем в Capital Towers и «Доме Дау», и почти как в элитном «Веспере». Только там есть парк, фитнес и детский сад, а здесь ничего этого нет. За те же деньги в Москва-Сити дают больше: Capital Towers, 102,7 м² за 162,2 млн ₽.</w:t>
             </w:r>
           </w:p>
         </w:tc>
@@ -2754,7 +2754,7 @@
                 <w:sz w:val="17"/>
                 <w:szCs w:val="17"/>
               </w:rPr>
-              <w:t xml:space="preserve">Снизить цену — здесь это первый шаг, а не последний. Практический тест: выставить 152,0 млн ₽ и смотреть отклик; на этом уровне лот впервые становится дешевле и соседней квартиры за 158,0 млн ₽, и Capital Towers. Нижняя граница 145,0 млн ₽ — паритет с близнецом с поправкой на этаж, ниже опускаться незачем. Если отклика нет и на 152,0 млн ₽, ограничитель не в цене, а в самом лоте — тогда разбирать планировку, вид и качество ремонта.</w:t>
+              <w:t xml:space="preserve">Здесь снижать цену — как раз то, что нужно, и это первый шаг, а не последний. Поставить 152 млн ₽ и смотреть на звонки: на этой цене квартира впервые становится дешевле и соседки за 158 млн ₽, и Capital Towers. Ниже 145 млн ₽ опускаться незачем — это уже цена квартиры на втором этаже. Если и на 152 млн ₽ тишина, значит дело не в цене, а в самой квартире: тогда надо разбираться с планировкой, видом из окон и качеством ремонта.</w:t>
             </w:r>
           </w:p>
         </w:tc>
@@ -2832,7 +2832,7 @@
                 <w:sz w:val="17"/>
                 <w:szCs w:val="17"/>
               </w:rPr>
-              <w:t xml:space="preserve">Дом сдан, 30 лотов в экспозиции, из них восемь — такие же трёшки без отделки. Застройщик распродаёт остаток по прайсу. Метро в одной минуте — сильнейшая сторона лота.</w:t>
+              <w:t xml:space="preserve">Дом сдан. В продаже 30 квартир, и восемь из них — такие же трёшки без отделки. Застройщик распродаёт остатки по своему прайсу. Метро в минуте ходьбы — главный плюс квартиры.</w:t>
             </w:r>
           </w:p>
         </w:tc>
@@ -2870,7 +2870,7 @@
                 <w:sz w:val="17"/>
                 <w:szCs w:val="17"/>
               </w:rPr>
-              <w:t xml:space="preserve">Цена внутри дома выставлена точно — и это не помогает. Соседняя трёшка 70,8 м² на 13-м этаже идёт по 706 215 ₽/м²; с поправкой на два этажа (+0,78 % за этаж) это 717 290 ₽/м² против наших 716 981 ₽/м² — паритет с точностью 0,04 %. Проблема в том, что покупатель считает не 57,0, а 68,9 млн ₽: плюс отделка по 150 тыс. ₽/м² и полгода-год работ. По этому бюджету метр стоит 866 981 ₽ — второе место из восьми проектов локации. А локация продаёт готовое дешевле: 81,6 м² с евроремонтом в «Новых Черемушках» за 45,0 млн ₽, 95,3 м² с дизайнерским там же за 63,0 млн ₽, 63,0 м² в «Вавилова 52» за 41,5 млн ₽.</w:t>
+              <w:t xml:space="preserve">Цена выставлена правильно: соседняя трёшка стоит ровно столько же за метр, разница 0,04 %. Но это не помогает. Покупатель смотрит не на 57 млн ₽, а на 69 млн ₽ — он сразу прибавляет ремонт (около 12 млн ₽) и год съёмного жилья, пока идут работы. С таким счётом метр выходит 867 тыс. ₽ — второе место по дороговизне из восьми домов района. А рядом продаются уже готовые квартиры, и заметно дешевле: 81,6 м² с ремонтом в «Новых Черёмушках» за 45 млн ₽, 95,3 м² там же за 63 млн ₽, 63 м² на Вавилова, 52 за 41,5 млн ₽.</w:t>
             </w:r>
           </w:p>
         </w:tc>
@@ -2908,7 +2908,7 @@
                 <w:sz w:val="17"/>
                 <w:szCs w:val="17"/>
               </w:rPr>
-              <w:t xml:space="preserve">Главный рычаг — не цена, а определённость ремонта. Сейчас покупатель слышит «57,0 млн плюс сколько-то и когда-то». Дизайн-проект с фиксированной сметой подрядчика превращает это в «57,0 + 11,9 млн ₽ и восемь месяцев» — это единственное, что меняет сравнение в нашу пользу, не трогая цену. Сильнее — продать лот уже с выполненным ремонтом: тогда он попадает в одну корзину с готовыми, и минута до метро наконец начинает работать. Торг 53–55 млн ₽ — вторичный шаг.</w:t>
+              <w:t xml:space="preserve">Главное здесь не скидка, а ясность с ремонтом. Сейчас покупатель слышит «57 млн ₽ и ещё сколько-то когда-то». Готовый дизайн-проект с твёрдой сметой от подрядчика превращает это в «57 млн ₽ плюс 12 млн ₽, срок восемь месяцев» — и это единственное, что меняет расклад, не трогая цену. Ещё сильнее — сделать ремонт и продавать готовую квартиру: тогда она встаёт в один ряд с готовыми, и минута до метро наконец начинает работать. Скидка до 53–55 млн ₽ — запасной вариант.</w:t>
             </w:r>
           </w:p>
         </w:tc>
@@ -2984,7 +2984,7 @@
                 <w:sz w:val="17"/>
                 <w:szCs w:val="17"/>
               </w:rPr>
-              <w:t xml:space="preserve">Квартал из шести башен, 278 лотов; наш корпус K1 сдан, ключи на руках. 830 м² клубных сервисов, которые уже работают, и 751 машиноместо — у готовых конкурентов такого набора нет ни у кого.</w:t>
+              <w:t xml:space="preserve">Квартал из шести башен, 278 квартир в продаже. Наш корпус уже сдан, ключи на руках. В доме работают 830 м² клубных помещений — спортзал, кинозал, сауна, коворкинг, детская комната — и подземный паркинг на 751 место. Ни у одного готового конкурента такого набора нет.</w:t>
             </w:r>
           </w:p>
         </w:tc>
@@ -3021,7 +3021,7 @@
                 <w:sz w:val="17"/>
                 <w:szCs w:val="17"/>
               </w:rPr>
-              <w:t xml:space="preserve">Цена не является причиной: регрессия по 278 лотам даёт 98,5 млн ₽, лот просит 96,0 млн ₽ — на 2,5 % ниже модели и дешевле любой другой готовой квартиры 110–140 м² в квартале. Мешает структура сделки, которую частный продавец повторить не может: застройщик даёт беспроцентную рассрочку, а она стоит живых денег — 10,2 млн ₽ на 11 месяцев и 13,9 млн ₽ на 15. С её учётом эффективный метр застройщика 791 080 ₽ против наших 767 386 ₽, и разрыв сжимается с 17 % до 3 %. Плюс состав предложения: на том же 8-м этаже идёт 120,0 м² за 99,0 млн ₽ под ключ, с мебелью и техникой. И 48 лотов в бюджете 86–106 млн ₽ в одном только этом квартале.</w:t>
+              <w:t xml:space="preserve">Дело не в цене. По расчёту квартира должна стоить 98,5 млн ₽, а просят 96 млн ₽ — уже дешевле нормы, и это самый дешёвый метр среди двенадцати готовых квартир такого же размера в квартале. Мешает другое: застройщик даёт рассрочку без процентов, а частный продавец так не умеет. Рассрочка — это живые деньги: возможность год не платить 70 % суммы стоит покупателю 10–14 млн ₽. С её учётом квартиры застройщика выходят почти такими же выгодными, как наша, — разрыв сжимается с 17 % до 3 %. И ещё: на том же восьмом этаже продаётся 120 м² за 99 млн ₽ — под ключ, с мебелью и техникой. Наша на 3 млн ₽ дешевле и на 5 м² больше, но пустая. Всего же в бюджете 86–106 млн ₽ в одном этом квартале стоят 48 квартир.</w:t>
             </w:r>
           </w:p>
         </w:tc>
@@ -3058,7 +3058,7 @@
                 <w:sz w:val="17"/>
                 <w:szCs w:val="17"/>
               </w:rPr>
-              <w:t xml:space="preserve">Переписать объявление — сейчас в нём четыре строки, ни слова про сданный корпус, отделку, 830 м² инфраструктуры и машиноместо. Продавать скорость входа: заехать можно через месяц, тогда как вторая очередь ждёт 15–17 месяцев, «Монблан» — 18–20, ЖК «А» — 27–29. Машиноместо в заголовок: улица целиком в зоне платной парковки. Цена — последним шагом и сразу на 5–7 млн ₽ (до 89–91 млн ₽), а не тремя уступками по два: движение на 2–3 млн ₽ покупатель не заметит, мы и так дешевле эффективного прайса застройщика на 3 %.</w:t>
+              <w:t xml:space="preserve">Переписать объявление. Сейчас в нём четыре строки, и ни слова о том, что дом сдан, отделка от застройщика, в доме 830 м² клубных помещений и есть паркинг. Продавать главный козырь: въехать можно через месяц, тогда как вторая очередь этого же квартала ждёт полтора года, «Монблан» — полтора-два, ЖК «А» — больше двух. Машиноместо вынести в заголовок: улица целиком платная парковка, машину во дворе не бросишь. Цену трогать в последнюю очередь и сразу на 5–7 млн ₽, до 89–91 млн ₽. Снижать по 2–3 млн ₽ бесполезно — этого никто не заметит.</w:t>
             </w:r>
           </w:p>
         </w:tc>
@@ -3136,7 +3136,7 @@
                 <w:sz w:val="17"/>
                 <w:szCs w:val="17"/>
               </w:rPr>
-              <w:t xml:space="preserve">Де-люкс, дом сдан в I кв. 2023 г., отделка выполнена. Самая маленькая квартира в экспозиции дома: остальные от 162,7 м². Ипотеки и рассрочки в сегменте нет — сделки только за наличные.</w:t>
+              <w:t xml:space="preserve">Де-люкс, дом сдан в начале 2023 года, ремонт сделан. Самая маленькая квартира в доме: все остальные от 162 м². Ипотеки и рассрочки в этом сегменте нет вообще — платят только живыми деньгами.</w:t>
             </w:r>
           </w:p>
         </w:tc>
@@ -3174,7 +3174,7 @@
                 <w:sz w:val="17"/>
                 <w:szCs w:val="17"/>
               </w:rPr>
-              <w:t xml:space="preserve">Покупателей физически единицы. Профиль «до 100 м² и 200–300 млн ₽» занимает 9,9 % сделок класса делюкс, а весь класс дал 300 сделок за 2025 год на всю Москву: около 30 сделок в год, два-три покупателя в месяц на весь формат. Формат в зазоре между классами: 87,5 м² — размерность премиума (средний бюджет 113 млн ₽), а цена метра — делюкс, где принято брать 100–150 м². На вторичке средний бюджет реальной сделки 150 млн ₽ против 291 млн ₽ у предложения. Вдобавок карточка Циан помечена «Без отделки», хотя отделка выполнена, — из-за этого лот выпадает из выдачи по своей нише, где на всю Москву внутри Садового кольца одиннадцать квартир. Фотографий выполненной отделки нет, только визуализации.</w:t>
+              <w:t xml:space="preserve">Покупателей на такую квартиру в принципе единицы. Квартиры до 100 м² за 200–300 млн ₽ — это 9,9 % всех сделок в де-люксе, а весь де-люкс за 2025 год дал 300 сделок на всю Москву. Получается около 30 сделок в год, то есть два-три покупателя в месяц на весь такой формат. Вторая беда: квартира зависла между двумя классами. 87,5 м² — это размер квартиры классом ниже, где обычный бюджет 113 млн ₽, а цена метра — де-люксовая, где за такие деньги берут 100–150 м². Для сравнения: на вторичке в этом сегменте реально покупают в среднем за 150 млн ₽, а выставляют за 291 млн ₽. И третье: в карточке на Циан стоит метка «Без отделки», хотя ремонт сделан. Из-за неё квартиру не видят те, кто ищет ровно такую, — а таких предложений на всю Москву внутри Садового кольца всего одиннадцать. Фотографий готового ремонта в объявлении тоже нет, только рисованные картинки.</w:t>
             </w:r>
           </w:p>
         </w:tc>
@@ -3212,7 +3212,7 @@
                 <w:sz w:val="17"/>
                 <w:szCs w:val="17"/>
               </w:rPr>
-              <w:t xml:space="preserve">Снижение цены не требуется — по метру «под ключ» лот 10-й из 14 сопоставимых и на 2,9 % ниже медианы. Порядок: исправить метку отделки в карточке — одна правка возвращает лот в единственный список, который покупатель просматривает целиком; выложить фотографии выполненной отделки вместо визуализаций; переписать текст под сравнение «под ключ». Торг — в коридоре 266–280 млн ₽, и только на встрече с конкретным покупателем. Срок экспозиции в 3,3 года здесь норма, поэтому ожидание без изменений стратегией не является.</w:t>
+              <w:t xml:space="preserve">Снижать цену не нужно: по метру с ремонтом квартира десятая из четырнадцати похожих и на 3 % дешевле середины. Порядок такой. Первое — исправить метку отделки: одна правка возвращает квартиру в тот единственный список, который покупатель просматривает до конца. Второе — выложить фотографии готового ремонта вместо картинок. Третье — переписать текст так, чтобы сравнение шло с готовыми квартирами. Торговаться — в пределах 266–280 млн ₽ и только при живом покупателе. Три года в продаже здесь обычное дело, поэтому просто ждать — это не план.</w:t>
             </w:r>
           </w:p>
         </w:tc>
@@ -3270,7 +3270,7 @@
           <w:sz w:val="19"/>
           <w:szCs w:val="19"/>
         </w:rPr>
-        <w:t xml:space="preserve">Цена оказалась причиной только один раз из четырёх. </w:t>
+        <w:t xml:space="preserve">Цена оказалась виновата один раз из четырёх. </w:t>
       </w:r>
       <w:r>
         <w:rPr>
@@ -3283,7 +3283,7 @@
           <w:sz w:val="19"/>
           <w:szCs w:val="19"/>
         </w:rPr>
-        <w:t xml:space="preserve">Обычный рецепт «снизить и подождать» сработал бы лишь по «Кутузовскому XII». В трёх остальных случаях лот стоит в рынке или ниже него, а мешают структура предложения, формат подачи и размер спроса.</w:t>
+        <w:t xml:space="preserve">Привычное «снизить и подождать» подошло бы только «Кутузовскому XII». В остальных трёх случаях квартира стоит нормально, а мешают условия сделки, подача в объявлении и просто малое число покупателей.</w:t>
       </w:r>
     </w:p>
     <w:p>
@@ -3315,7 +3315,7 @@
           <w:sz w:val="19"/>
           <w:szCs w:val="19"/>
         </w:rPr>
-        <w:t xml:space="preserve">Дважды главной проблемой оказалось само объявление. </w:t>
+        <w:t xml:space="preserve">Дважды главной проблемой было само объявление. </w:t>
       </w:r>
       <w:r>
         <w:rPr>
@@ -3328,7 +3328,7 @@
           <w:sz w:val="19"/>
           <w:szCs w:val="19"/>
         </w:rPr>
-        <w:t xml:space="preserve">В HIGH LIFE текст в четыре строки не упоминает ни сданный корпус, ни отделку от застройщика, ни 830 м² работающей инфраструктуры. В «Золотом» карточка помечена «Без отделки», хотя отделка выполнена, — и лот из-за этого выпадает из выдачи по своей же нише. Обе правки стоят ноль рублей и дают больше любой скидки.</w:t>
+        <w:t xml:space="preserve">В HIGH LIFE — текст в четыре строки, где не сказано ни про сданный дом, ни про отделку, ни про 830 м² клубных помещений. В «Золотом» — метка «Без отделки» при готовом ремонте, из-за которой квартиру не видят те, кто её ищет. Обе правки бесплатные и дают больше любой скидки.</w:t>
       </w:r>
     </w:p>
     <w:p>
@@ -3360,7 +3360,7 @@
           <w:sz w:val="19"/>
           <w:szCs w:val="19"/>
         </w:rPr>
-        <w:t xml:space="preserve">Бетон и готовая квартира — разные товары, и покупатель считает бюджет «под ключ». </w:t>
+        <w:t xml:space="preserve">Квартира без отделки и квартира с ремонтом — разный товар. </w:t>
       </w:r>
       <w:r>
         <w:rPr>
@@ -3373,7 +3373,7 @@
           <w:sz w:val="19"/>
           <w:szCs w:val="19"/>
         </w:rPr>
-        <w:t xml:space="preserve">Это работает в обе стороны. В «Левел Академической» лот в бетоне проигрывает: 57,0 млн ₽ превращаются в 68,9 млн ₽ и год работ. В HIGH LIFE и «Золотом» выполненная отделка — главное преимущество, но ни там, ни там она в продаже не используется.</w:t>
+        <w:t xml:space="preserve">Покупатель везде считает итоговую сумму «под ключ». В «Левел Академической» это играет против нас: 57 млн ₽ превращаются в 69 млн ₽ и год ремонта. В HIGH LIFE и «Золотом» готовый ремонт, наоборот, главный козырь — но ни в одном объявлении он не используется.</w:t>
       </w:r>
     </w:p>
     <w:p>
@@ -3405,7 +3405,7 @@
           <w:sz w:val="19"/>
           <w:szCs w:val="19"/>
         </w:rPr>
-        <w:t xml:space="preserve">Самый частый конкурент — соседняя квартира в том же доме. </w:t>
+        <w:t xml:space="preserve">Главный конкурент — соседняя квартира в том же доме, а не другой жилой комплекс. </w:t>
       </w:r>
       <w:r>
         <w:rPr>
@@ -3418,7 +3418,7 @@
           <w:sz w:val="19"/>
           <w:szCs w:val="19"/>
         </w:rPr>
-        <w:t xml:space="preserve">«Кутузовский XII» конкурирует с двумя такими же трёшками своего дома, «Левел Академическая» — с восемью, HIGH LIFE — с 48 лотами своего бюджета в собственном квартале. Внешняя локация почти всегда оказывается менее опасной, чем соседний подъезд.</w:t>
+        <w:t xml:space="preserve">У «Кутузовского XII» это две такие же трёшки, у «Левел Академической» — восемь, у HIGH LIFE — 48 квартир того же бюджета в своём же квартале. Соседний подъезд опаснее соседнего проекта.</w:t>
       </w:r>
     </w:p>
     <w:p>
@@ -3450,7 +3450,7 @@
           <w:sz w:val="19"/>
           <w:szCs w:val="19"/>
         </w:rPr>
-        <w:t xml:space="preserve">Чем выше бюджет, тем уже круг покупателей — и тем меньше решает цена. </w:t>
+        <w:t xml:space="preserve">Чем дороже квартира, тем меньше решает цена. </w:t>
       </w:r>
       <w:r>
         <w:rPr>
@@ -3463,7 +3463,7 @@
           <w:sz w:val="19"/>
           <w:szCs w:val="19"/>
         </w:rPr>
-        <w:t xml:space="preserve">В «Золотом» на профиль лота приходится около 30 сделок в год на всю Москву, а нормальный срок экспозиции в сегменте — 3,3 года. При такой ёмкости спроса скидка не создаёт покупателя; его можно только не упустить, когда он появится.</w:t>
+        <w:t xml:space="preserve">В «Золотом» покупателей на такой формат около 30 в год на всю Москву, а нормальный срок продажи — три года. Скидка тут покупателя не создаёт: его можно только не упустить, когда он появится.</w:t>
       </w:r>
     </w:p>
     <w:p>
@@ -3495,7 +3495,7 @@
           <w:sz w:val="19"/>
           <w:szCs w:val="19"/>
         </w:rPr>
-        <w:t xml:space="preserve">Общий вывод по четырём объектам: прежде чем трогать цену, стоит проверить, правильно ли лот описан, в правильный ли список он попадает и с чем именно его сравнивает покупатель. В трёх случаях из четырёх это и оказалось решением.</w:t>
+        <w:t xml:space="preserve">Общий вывод по четырём квартирам: прежде чем снижать цену, стоит проверить три вещи — правильно ли квартира описана, попадает ли она в нужные списки на сайтах и с чем её сравнивает покупатель. В трёх случаях из четырёх ответ нашёлся именно там.</w:t>
       </w:r>
     </w:p>
     <w:p>
@@ -3553,7 +3553,7 @@
           <w:sz w:val="15"/>
           <w:szCs w:val="15"/>
         </w:rPr>
-        <w:t xml:space="preserve">Сводка составлена 01.08.2026 по четырём аналитикам, подготовленным на основе выгрузок Циан от 30–31.07.2026, данных Яндекс Недвижимости, сайтов застройщиков и опубликованных отчётов консультантов рынка. Оценки носят справочный характер и не являются офертой или отчётом об оценке.</w:t>
+        <w:t xml:space="preserve">Сводка составлена 01.08.2026 по четырём аналитикам. Источники: выгрузки Циан от 30–31.07.2026, Яндекс Недвижимость, сайты застройщиков и опубликованные отчёты консультантов рынка. Оценки носят справочный характер и не являются офертой или отчётом об оценке.</w:t>
       </w:r>
     </w:p>
     <w:sectPr>

--- a/svodka/Сводная_таблица_по_четырём_лотам.docx
+++ b/svodka/Сводная_таблица_по_четырём_лотам.docx
@@ -3058,7 +3058,7 @@
                 <w:sz w:val="17"/>
                 <w:szCs w:val="17"/>
               </w:rPr>
-              <w:t xml:space="preserve">Переписать объявление. Сейчас в нём четыре строки, и ни слова о том, что дом сдан, отделка от застройщика, в доме 830 м² клубных помещений и есть паркинг. Продавать главный козырь: въехать можно через месяц, тогда как вторая очередь этого же квартала ждёт полтора года, «Монблан» — полтора-два, ЖК «А» — больше двух. Машиноместо вынести в заголовок: улица целиком платная парковка, машину во дворе не бросишь. Цену трогать в последнюю очередь и сразу на 5–7 млн ₽, до 89–91 млн ₽. Снижать по 2–3 млн ₽ бесполезно — этого никто не заметит.</w:t>
+              <w:t xml:space="preserve">Главное — понять, с чем на самом деле идёт конкуренция. Не с ценой застройщика: по цене метра мы его уже обыгрываем. Соперник — его рассрочка, и против неё есть ровно два ответа: итоговая сумма и срок. Квартира застройщика того же размера обойдётся в 110–115 млн ₽ «под ключ» и будет готова через 15–17 месяцев, а наша стоит 96 млн ₽ и готова сейчас — вот эти две цифры и надо ставить в переговоры. Дальше машиноместо: улица целиком платная парковка, у застройщика место стоит 8–10 млн ₽. Отдать его вместе с квартирой выгоднее, чем ту же сумму скидкой — вещь покупатель ценит выше строчки в договоре. Цену трогать последней и сразу на 5–7 млн ₽, до 89–91 млн ₽: снижать по 2–3 млн ₽ бесполезно, этого никто не заметит.</w:t>
             </w:r>
           </w:p>
         </w:tc>
@@ -3283,7 +3283,7 @@
           <w:sz w:val="19"/>
           <w:szCs w:val="19"/>
         </w:rPr>
-        <w:t xml:space="preserve">Привычное «снизить и подождать» подошло бы только «Кутузовскому XII». В остальных трёх случаях квартира стоит нормально, а мешают условия сделки, подача в объявлении и просто малое число покупателей.</w:t>
+        <w:t xml:space="preserve">Привычное «снизить и подождать» подошло бы только «Кутузовскому XII». В остальных трёх случаях квартира стоит нормально, а мешают условия сделки застройщика, узость спроса и то, с чем именно покупатель её сравнивает.</w:t>
       </w:r>
     </w:p>
     <w:p>
@@ -3315,7 +3315,7 @@
           <w:sz w:val="19"/>
           <w:szCs w:val="19"/>
         </w:rPr>
-        <w:t xml:space="preserve">Дважды главной проблемой было само объявление. </w:t>
+        <w:t xml:space="preserve">Иногда мешает не квартира, а карточка на сайте. </w:t>
       </w:r>
       <w:r>
         <w:rPr>
@@ -3328,7 +3328,7 @@
           <w:sz w:val="19"/>
           <w:szCs w:val="19"/>
         </w:rPr>
-        <w:t xml:space="preserve">В HIGH LIFE — текст в четыре строки, где не сказано ни про сданный дом, ни про отделку, ни про 830 м² клубных помещений. В «Золотом» — метка «Без отделки» при готовом ремонте, из-за которой квартиру не видят те, кто её ищет. Обе правки бесплатные и дают больше любой скидки.</w:t>
+        <w:t xml:space="preserve">В «Золотом» стоит метка «Без отделки», хотя ремонт сделан. Из-за неё квартира не попадает в выдачу к тем, кто ищет ровно такую, — а таких предложений на всю Москву внутри Садового кольца одиннадцать. Правка бесплатная и даёт больше любой скидки.</w:t>
       </w:r>
     </w:p>
     <w:p>
@@ -3373,7 +3373,7 @@
           <w:sz w:val="19"/>
           <w:szCs w:val="19"/>
         </w:rPr>
-        <w:t xml:space="preserve">Покупатель везде считает итоговую сумму «под ключ». В «Левел Академической» это играет против нас: 57 млн ₽ превращаются в 69 млн ₽ и год ремонта. В HIGH LIFE и «Золотом» готовый ремонт, наоборот, главный козырь — но ни в одном объявлении он не используется.</w:t>
+        <w:t xml:space="preserve">Покупатель везде считает итоговую сумму «под ключ». В «Левел Академической» это играет против нас: 57 млн ₽ превращаются в 69 млн ₽ и год ремонта. В HIGH LIFE и «Золотом» готовый ремонт, наоборот, главный козырь — и именно на нём надо строить сравнение с конкурентами.</w:t>
       </w:r>
     </w:p>
     <w:p>
@@ -3495,7 +3495,7 @@
           <w:sz w:val="19"/>
           <w:szCs w:val="19"/>
         </w:rPr>
-        <w:t xml:space="preserve">Общий вывод по четырём квартирам: прежде чем снижать цену, стоит проверить три вещи — правильно ли квартира описана, попадает ли она в нужные списки на сайтах и с чем её сравнивает покупатель. В трёх случаях из четырёх ответ нашёлся именно там.</w:t>
+        <w:t xml:space="preserve">Общий вывод по четырём квартирам: прежде чем снижать цену, стоит понять, с чем именно её сравнивает покупатель и попадает ли она в нужные списки на сайтах. В трёх случаях из четырёх ответ нашёлся именно там, а не в цене.</w:t>
       </w:r>
     </w:p>
     <w:p>

--- a/svodka/Сводная_таблица_по_четырём_лотам.docx
+++ b/svodka/Сводная_таблица_по_четырём_лотам.docx
@@ -1676,7 +1676,7 @@
                 <w:sz w:val="17"/>
                 <w:szCs w:val="17"/>
               </w:rPr>
-              <w:t xml:space="preserve">89–91</w:t>
+              <w:t xml:space="preserve">91–93</w:t>
             </w:r>
           </w:p>
         </w:tc>
@@ -1713,7 +1713,7 @@
                 <w:sz w:val="17"/>
                 <w:szCs w:val="17"/>
               </w:rPr>
-              <w:t xml:space="preserve">711 431–727 418</w:t>
+              <w:t xml:space="preserve">727 418–743 405</w:t>
             </w:r>
           </w:p>
         </w:tc>
@@ -1750,7 +1750,7 @@
                 <w:sz w:val="17"/>
                 <w:szCs w:val="17"/>
               </w:rPr>
-              <w:t xml:space="preserve">5,2 %–7,3 %</w:t>
+              <w:t xml:space="preserve">3,1 %–5,2 %</w:t>
             </w:r>
           </w:p>
         </w:tc>
@@ -1787,7 +1787,7 @@
                 <w:sz w:val="17"/>
                 <w:szCs w:val="17"/>
               </w:rPr>
-              <w:t xml:space="preserve">5–7</w:t>
+              <w:t xml:space="preserve">3–5</w:t>
             </w:r>
           </w:p>
         </w:tc>
@@ -3021,7 +3021,7 @@
                 <w:sz w:val="17"/>
                 <w:szCs w:val="17"/>
               </w:rPr>
-              <w:t xml:space="preserve">Дело не в цене. По расчёту квартира должна стоить 98,5 млн ₽, а просят 96 млн ₽ — уже дешевле нормы, и это самый дешёвый метр среди двенадцати готовых квартир такого же размера в квартале. Мешает другое: застройщик даёт рассрочку без процентов, а частный продавец так не умеет. Рассрочка — это живые деньги: возможность год не платить 70 % суммы стоит покупателю 10–14 млн ₽. С её учётом квартиры застройщика выходят почти такими же выгодными, как наша, — разрыв сжимается с 17 % до 3 %. И ещё: на том же восьмом этаже продаётся 120 м² за 99 млн ₽ — под ключ, с мебелью и техникой. Наша на 3 млн ₽ дешевле и на 5 м² больше, но пустая. Всего же в бюджете 86–106 млн ₽ в одном этом квартале стоят 48 квартир.</w:t>
+              <w:t xml:space="preserve">Метр выставлен правильно: по расчёту квартира должна стоить 98,5 млн ₽, а просят 96 млн ₽, и это самый дешёвый метр среди двенадцати готовых квартир такого же размера в квартале. Но конкуренция идёт не по метру, а по абсолютной цене — и здесь квартира наверху. В квартале продаются пять квартир ровно с такой же отделкой от застройщика без мебели, и три из них дешевле: 92,7, 93,6 и 93,9 млн ₽. Ещё одна стоит ровно столько же. Сверху зажимает укомплектованная квартира на том же восьмом этаже: 120 м² за 99 млн ₽ под ключ, с мебелью и техникой. А снизу — рассрочка застройщика: возможность год не платить 70 % суммы стоит покупателю 10–14 млн ₽, и с её учётом разрыв с ценами застройщика сжимается с 17 % до 3 %. Получается зажатая со всех сторон позиция.</w:t>
             </w:r>
           </w:p>
         </w:tc>
@@ -3058,7 +3058,7 @@
                 <w:sz w:val="17"/>
                 <w:szCs w:val="17"/>
               </w:rPr>
-              <w:t xml:space="preserve">Главное — понять, с чем на самом деле идёт конкуренция. Не с ценой застройщика: по цене метра мы его уже обыгрываем. Соперник — его рассрочка, и против неё есть ровно два ответа: итоговая сумма и срок. Квартира застройщика того же размера обойдётся в 110–115 млн ₽ «под ключ» и будет готова через 15–17 месяцев, а наша стоит 96 млн ₽ и готова сейчас — вот эти две цифры и надо ставить в переговоры. Дальше машиноместо: улица целиком платная парковка, у застройщика место стоит 8–10 млн ₽. Отдать его вместе с квартирой выгоднее, чем ту же сумму скидкой — вещь покупатель ценит выше строчки в договоре. Цену трогать последней и сразу на 5–7 млн ₽, до 89–91 млн ₽: снижать по 2–3 млн ₽ бесполезно, этого никто не заметит.</w:t>
+              <w:t xml:space="preserve">Считать за покупателя цену лишнего метра. Внутри группы с одинаковой отделкой квартира дороже на 2,1–2,4 млн ₽, но крупнее на 6,1–6,6 м². Это 318–393 тыс. ₽ за метр разницы при том, что метр готовой квартиры в квартале стоит в среднем 893 тыс. ₽: лишние метры отдаются в два с половиной раза дешевле рынка. Второй аргумент — скорость: заехать можно сейчас, тогда как вторая очередь ждёт 15–17 месяцев, а лот за 92,7 млн ₽ вообще в корпусе со сдачей в конце 2027 года. Дальше машиноместо: у застройщика оно стоит 8–10 млн ₽, отдать его вместе с квартирой выгоднее, чем ту же сумму скидкой. И только потом цена — зато у неё есть точная цель: 93 млн ₽ делают квартиру дешевле всех с такой же отделкой в сданных корпусах (93,6 и 93,9 млн ₽), оставляя её самой большой из них. Это стоит 3 млн ₽ и меняет место в списке с последнего на первое.</w:t>
             </w:r>
           </w:p>
         </w:tc>
@@ -3373,7 +3373,7 @@
           <w:sz w:val="19"/>
           <w:szCs w:val="19"/>
         </w:rPr>
-        <w:t xml:space="preserve">Покупатель везде считает итоговую сумму «под ключ». В «Левел Академической» это играет против нас: 57 млн ₽ превращаются в 69 млн ₽ и год ремонта. В HIGH LIFE и «Золотом» готовый ремонт, наоборот, главный козырь — и именно на нём надо строить сравнение с конкурентами.</w:t>
+        <w:t xml:space="preserve">Покупатель везде считает итоговую сумму «под ключ». В «Левел Академической» это играет против нас: 57 млн ₽ превращаются в 69 млн ₽ и год ремонта. В HIGH LIFE и «Золотом» готовый ремонт, наоборот, главный козырь. Но в HIGH LIFE пять квартир квартала идут ровно с такой же отделкой, и сравнение внутри этой группы идёт уже только по цене.</w:t>
       </w:r>
     </w:p>
     <w:p>
@@ -3418,7 +3418,7 @@
           <w:sz w:val="19"/>
           <w:szCs w:val="19"/>
         </w:rPr>
-        <w:t xml:space="preserve">У «Кутузовского XII» это две такие же трёшки, у «Левел Академической» — восемь, у HIGH LIFE — 48 квартир того же бюджета в своём же квартале. Соседний подъезд опаснее соседнего проекта.</w:t>
+        <w:t xml:space="preserve">У «Кутузовского XII» это две такие же трёшки, у «Левел Академической» — восемь, у HIGH LIFE — пять квартир с точно такой же отделкой, три из которых дешевле. Соседний подъезд опаснее соседнего проекта.</w:t>
       </w:r>
     </w:p>
     <w:p>
